--- a/docs/ETL_Pipeline_Report_Formatted.docx
+++ b/docs/ETL_Pipeline_Report_Formatted.docx
@@ -88,7 +88,7 @@
         <w:pBdr>
           <w:bottom w:val="single" w:sz="12" w:space="1" w:color="000000"/>
         </w:pBdr>
-        <w:spacing w:before="0" w:after="480" w:line="240" w:lineRule="auto"/>
+        <w:spacing w:before="0" w:after="240" w:line="240" w:lineRule="auto"/>
       </w:pPr>
     </w:p>
     <w:p>
@@ -121,7 +121,7 @@
     </w:p>
     <w:p>
       <w:pPr>
-        <w:spacing w:before="0" w:after="480" w:line="240" w:lineRule="auto"/>
+        <w:spacing w:before="0" w:after="280" w:line="240" w:lineRule="auto"/>
         <w:jc w:val="center"/>
       </w:pPr>
       <w:r>
@@ -233,7 +233,7 @@
           <w:tab w:val="left" w:pos="2300"/>
           <w:tab w:val="right" w:leader="underscore" w:pos="9386"/>
         </w:tabs>
-        <w:spacing w:before="360" w:after="0" w:line="240" w:lineRule="auto"/>
+        <w:spacing w:before="160" w:after="0" w:line="240" w:lineRule="auto"/>
         <w:jc w:val="left"/>
       </w:pPr>
       <w:r>
@@ -261,7 +261,7 @@
     </w:p>
     <w:p>
       <w:pPr>
-        <w:spacing w:before="360" w:after="120" w:line="240" w:lineRule="auto"/>
+        <w:spacing w:before="200" w:after="80" w:line="240" w:lineRule="auto"/>
         <w:jc w:val="center"/>
       </w:pPr>
       <w:r>
@@ -296,7 +296,7 @@
       <w:tr>
         <w:trPr>
           <w:cantSplit/>
-          <w:trHeight w:val="400" w:hRule="atLeast"/>
+          <w:trHeight w:val="440" w:hRule="atLeast"/>
         </w:trPr>
         <w:tc>
           <w:tcPr>
@@ -365,7 +365,7 @@
       <w:tr>
         <w:trPr>
           <w:cantSplit/>
-          <w:trHeight w:val="560" w:hRule="atLeast"/>
+          <w:trHeight w:val="440" w:hRule="atLeast"/>
         </w:trPr>
         <w:tc>
           <w:tcPr>
@@ -377,12 +377,13 @@
               <w:spacing w:before="0" w:after="0" w:line="240" w:lineRule="auto"/>
               <w:jc w:val="center"/>
             </w:pPr>
-            <w:r>
-              <w:rPr>
-                <w:sz w:val="22"/>
-                <w:szCs w:val="22"/>
-              </w:rPr>
-              <w:t xml:space="preserve">1</w:t>
+            <w:r/>
+            <w:r>
+              <w:rPr>
+                <w:rFonts w:ascii="Calibri" w:hAnsi="Calibri"/>
+                <w:sz w:val="21"/>
+              </w:rPr>
+              <w:t>1</w:t>
             </w:r>
           </w:p>
         </w:tc>
@@ -396,6 +397,14 @@
               <w:spacing w:before="0" w:after="0" w:line="240" w:lineRule="auto"/>
               <w:jc w:val="left"/>
             </w:pPr>
+            <w:r/>
+            <w:r>
+              <w:rPr>
+                <w:rFonts w:ascii="Calibri" w:hAnsi="Calibri"/>
+                <w:sz w:val="21"/>
+              </w:rPr>
+              <w:t>Nahom Teshome</w:t>
+            </w:r>
           </w:p>
         </w:tc>
         <w:tc>
@@ -408,13 +417,21 @@
               <w:spacing w:before="0" w:after="0" w:line="240" w:lineRule="auto"/>
               <w:jc w:val="left"/>
             </w:pPr>
+            <w:r/>
+            <w:r>
+              <w:rPr>
+                <w:rFonts w:ascii="Calibri" w:hAnsi="Calibri"/>
+                <w:sz w:val="21"/>
+              </w:rPr>
+              <w:t>DBU1501387</w:t>
+            </w:r>
           </w:p>
         </w:tc>
       </w:tr>
       <w:tr>
         <w:trPr>
           <w:cantSplit/>
-          <w:trHeight w:val="560" w:hRule="atLeast"/>
+          <w:trHeight w:val="440" w:hRule="atLeast"/>
         </w:trPr>
         <w:tc>
           <w:tcPr>
@@ -426,12 +443,13 @@
               <w:spacing w:before="0" w:after="0" w:line="240" w:lineRule="auto"/>
               <w:jc w:val="center"/>
             </w:pPr>
-            <w:r>
-              <w:rPr>
-                <w:sz w:val="22"/>
-                <w:szCs w:val="22"/>
-              </w:rPr>
-              <w:t xml:space="preserve">2</w:t>
+            <w:r/>
+            <w:r>
+              <w:rPr>
+                <w:rFonts w:ascii="Calibri" w:hAnsi="Calibri"/>
+                <w:sz w:val="21"/>
+              </w:rPr>
+              <w:t>2</w:t>
             </w:r>
           </w:p>
         </w:tc>
@@ -445,6 +463,14 @@
               <w:spacing w:before="0" w:after="0" w:line="240" w:lineRule="auto"/>
               <w:jc w:val="left"/>
             </w:pPr>
+            <w:r/>
+            <w:r>
+              <w:rPr>
+                <w:rFonts w:ascii="Calibri" w:hAnsi="Calibri"/>
+                <w:sz w:val="21"/>
+              </w:rPr>
+              <w:t>Awoke Derssie</w:t>
+            </w:r>
           </w:p>
         </w:tc>
         <w:tc>
@@ -457,13 +483,21 @@
               <w:spacing w:before="0" w:after="0" w:line="240" w:lineRule="auto"/>
               <w:jc w:val="left"/>
             </w:pPr>
+            <w:r/>
+            <w:r>
+              <w:rPr>
+                <w:rFonts w:ascii="Calibri" w:hAnsi="Calibri"/>
+                <w:sz w:val="21"/>
+              </w:rPr>
+              <w:t>DBU1501011</w:t>
+            </w:r>
           </w:p>
         </w:tc>
       </w:tr>
       <w:tr>
         <w:trPr>
           <w:cantSplit/>
-          <w:trHeight w:val="560" w:hRule="atLeast"/>
+          <w:trHeight w:val="440" w:hRule="atLeast"/>
         </w:trPr>
         <w:tc>
           <w:tcPr>
@@ -475,12 +509,13 @@
               <w:spacing w:before="0" w:after="0" w:line="240" w:lineRule="auto"/>
               <w:jc w:val="center"/>
             </w:pPr>
-            <w:r>
-              <w:rPr>
-                <w:sz w:val="22"/>
-                <w:szCs w:val="22"/>
-              </w:rPr>
-              <w:t xml:space="preserve">3</w:t>
+            <w:r/>
+            <w:r>
+              <w:rPr>
+                <w:rFonts w:ascii="Calibri" w:hAnsi="Calibri"/>
+                <w:sz w:val="21"/>
+              </w:rPr>
+              <w:t>3</w:t>
             </w:r>
           </w:p>
         </w:tc>
@@ -494,6 +529,14 @@
               <w:spacing w:before="0" w:after="0" w:line="240" w:lineRule="auto"/>
               <w:jc w:val="left"/>
             </w:pPr>
+            <w:r/>
+            <w:r>
+              <w:rPr>
+                <w:rFonts w:ascii="Calibri" w:hAnsi="Calibri"/>
+                <w:sz w:val="21"/>
+              </w:rPr>
+              <w:t>Mulegeta Ababi</w:t>
+            </w:r>
           </w:p>
         </w:tc>
         <w:tc>
@@ -506,13 +549,21 @@
               <w:spacing w:before="0" w:after="0" w:line="240" w:lineRule="auto"/>
               <w:jc w:val="left"/>
             </w:pPr>
+            <w:r/>
+            <w:r>
+              <w:rPr>
+                <w:rFonts w:ascii="Calibri" w:hAnsi="Calibri"/>
+                <w:sz w:val="21"/>
+              </w:rPr>
+              <w:t>DBU1501384</w:t>
+            </w:r>
           </w:p>
         </w:tc>
       </w:tr>
       <w:tr>
         <w:trPr>
           <w:cantSplit/>
-          <w:trHeight w:val="560" w:hRule="atLeast"/>
+          <w:trHeight w:val="440" w:hRule="atLeast"/>
         </w:trPr>
         <w:tc>
           <w:tcPr>
@@ -524,12 +575,13 @@
               <w:spacing w:before="0" w:after="0" w:line="240" w:lineRule="auto"/>
               <w:jc w:val="center"/>
             </w:pPr>
-            <w:r>
-              <w:rPr>
-                <w:sz w:val="22"/>
-                <w:szCs w:val="22"/>
-              </w:rPr>
-              <w:t xml:space="preserve">4</w:t>
+            <w:r/>
+            <w:r>
+              <w:rPr>
+                <w:rFonts w:ascii="Calibri" w:hAnsi="Calibri"/>
+                <w:sz w:val="21"/>
+              </w:rPr>
+              <w:t>4</w:t>
             </w:r>
           </w:p>
         </w:tc>
@@ -543,6 +595,14 @@
               <w:spacing w:before="0" w:after="0" w:line="240" w:lineRule="auto"/>
               <w:jc w:val="left"/>
             </w:pPr>
+            <w:r/>
+            <w:r>
+              <w:rPr>
+                <w:rFonts w:ascii="Calibri" w:hAnsi="Calibri"/>
+                <w:sz w:val="21"/>
+              </w:rPr>
+              <w:t>Lake Awraris</w:t>
+            </w:r>
           </w:p>
         </w:tc>
         <w:tc>
@@ -555,13 +615,219 @@
               <w:spacing w:before="0" w:after="0" w:line="240" w:lineRule="auto"/>
               <w:jc w:val="left"/>
             </w:pPr>
+            <w:r/>
+            <w:r>
+              <w:rPr>
+                <w:rFonts w:ascii="Calibri" w:hAnsi="Calibri"/>
+                <w:sz w:val="21"/>
+              </w:rPr>
+              <w:t>DBU1501314</w:t>
+            </w:r>
+          </w:p>
+        </w:tc>
+      </w:tr>
+      <w:tr>
+        <w:trPr>
+          <w:cantSplit/>
+          <w:trHeight w:val="440" w:hRule="atLeast"/>
+        </w:trPr>
+        <w:tc>
+          <w:tcPr>
+            <w:tcW w:w="800" w:type="dxa"/>
+            <w:vAlign w:val="center"/>
+          </w:tcPr>
+          <w:p>
+            <w:pPr>
+              <w:spacing w:before="0" w:after="0" w:line="240" w:lineRule="auto"/>
+              <w:jc w:val="center"/>
+            </w:pPr>
+            <w:r/>
+            <w:r>
+              <w:rPr>
+                <w:rFonts w:ascii="Calibri" w:hAnsi="Calibri"/>
+                <w:sz w:val="21"/>
+              </w:rPr>
+              <w:t>5</w:t>
+            </w:r>
+          </w:p>
+        </w:tc>
+        <w:tc>
+          <w:tcPr>
+            <w:tcW w:w="5186" w:type="dxa"/>
+            <w:vAlign w:val="center"/>
+          </w:tcPr>
+          <w:p>
+            <w:pPr>
+              <w:spacing w:before="0" w:after="0" w:line="240" w:lineRule="auto"/>
+              <w:jc w:val="left"/>
+            </w:pPr>
+            <w:r/>
+            <w:r>
+              <w:rPr>
+                <w:rFonts w:ascii="Calibri" w:hAnsi="Calibri"/>
+                <w:sz w:val="21"/>
+              </w:rPr>
+              <w:t>Nahu Gedfew</w:t>
+            </w:r>
+          </w:p>
+        </w:tc>
+        <w:tc>
+          <w:tcPr>
+            <w:tcW w:w="3400" w:type="dxa"/>
+            <w:vAlign w:val="center"/>
+          </w:tcPr>
+          <w:p>
+            <w:pPr>
+              <w:spacing w:before="0" w:after="0" w:line="240" w:lineRule="auto"/>
+              <w:jc w:val="left"/>
+            </w:pPr>
+            <w:r/>
+            <w:r>
+              <w:rPr>
+                <w:rFonts w:ascii="Calibri" w:hAnsi="Calibri"/>
+                <w:sz w:val="21"/>
+              </w:rPr>
+              <w:t>DBU1501714</w:t>
+            </w:r>
+          </w:p>
+        </w:tc>
+      </w:tr>
+      <w:tr>
+        <w:trPr>
+          <w:cantSplit/>
+          <w:trHeight w:val="440" w:hRule="atLeast"/>
+        </w:trPr>
+        <w:tc>
+          <w:tcPr>
+            <w:tcW w:w="800" w:type="dxa"/>
+            <w:vAlign w:val="center"/>
+          </w:tcPr>
+          <w:p>
+            <w:pPr>
+              <w:spacing w:before="0" w:after="0" w:line="240" w:lineRule="auto"/>
+              <w:jc w:val="center"/>
+            </w:pPr>
+            <w:r/>
+            <w:r>
+              <w:rPr>
+                <w:rFonts w:ascii="Calibri" w:hAnsi="Calibri"/>
+                <w:sz w:val="21"/>
+              </w:rPr>
+              <w:t>6</w:t>
+            </w:r>
+          </w:p>
+        </w:tc>
+        <w:tc>
+          <w:tcPr>
+            <w:tcW w:w="5186" w:type="dxa"/>
+            <w:vAlign w:val="center"/>
+          </w:tcPr>
+          <w:p>
+            <w:pPr>
+              <w:spacing w:before="0" w:after="0" w:line="240" w:lineRule="auto"/>
+              <w:jc w:val="left"/>
+            </w:pPr>
+            <w:r/>
+            <w:r>
+              <w:rPr>
+                <w:rFonts w:ascii="Calibri" w:hAnsi="Calibri"/>
+                <w:sz w:val="21"/>
+              </w:rPr>
+              <w:t>Ephrem Adebabay</w:t>
+            </w:r>
+          </w:p>
+        </w:tc>
+        <w:tc>
+          <w:tcPr>
+            <w:tcW w:w="3400" w:type="dxa"/>
+            <w:vAlign w:val="center"/>
+          </w:tcPr>
+          <w:p>
+            <w:pPr>
+              <w:spacing w:before="0" w:after="0" w:line="240" w:lineRule="auto"/>
+              <w:jc w:val="left"/>
+            </w:pPr>
+            <w:r/>
+            <w:r>
+              <w:rPr>
+                <w:rFonts w:ascii="Calibri" w:hAnsi="Calibri"/>
+                <w:sz w:val="21"/>
+              </w:rPr>
+              <w:t>DBU1501564</w:t>
+            </w:r>
+          </w:p>
+        </w:tc>
+      </w:tr>
+      <w:tr>
+        <w:trPr>
+          <w:cantSplit/>
+          <w:trHeight w:val="440" w:hRule="atLeast"/>
+        </w:trPr>
+        <w:tc>
+          <w:tcPr>
+            <w:tcW w:w="800" w:type="dxa"/>
+            <w:vAlign w:val="center"/>
+          </w:tcPr>
+          <w:p>
+            <w:pPr>
+              <w:spacing w:before="0" w:after="0" w:line="240" w:lineRule="auto"/>
+              <w:jc w:val="center"/>
+            </w:pPr>
+            <w:r/>
+            <w:r>
+              <w:rPr>
+                <w:rFonts w:ascii="Calibri" w:hAnsi="Calibri"/>
+                <w:sz w:val="21"/>
+              </w:rPr>
+              <w:t>7</w:t>
+            </w:r>
+          </w:p>
+        </w:tc>
+        <w:tc>
+          <w:tcPr>
+            <w:tcW w:w="5186" w:type="dxa"/>
+            <w:vAlign w:val="center"/>
+          </w:tcPr>
+          <w:p>
+            <w:pPr>
+              <w:spacing w:before="0" w:after="0" w:line="240" w:lineRule="auto"/>
+              <w:jc w:val="left"/>
+            </w:pPr>
+            <w:r/>
+            <w:r>
+              <w:rPr>
+                <w:rFonts w:ascii="Calibri" w:hAnsi="Calibri"/>
+                <w:sz w:val="21"/>
+              </w:rPr>
+              <w:t>Nardos Shumete</w:t>
+            </w:r>
+          </w:p>
+        </w:tc>
+        <w:tc>
+          <w:tcPr>
+            <w:tcW w:w="3400" w:type="dxa"/>
+            <w:vAlign w:val="center"/>
+          </w:tcPr>
+          <w:p>
+            <w:pPr>
+              <w:spacing w:before="0" w:after="0" w:line="240" w:lineRule="auto"/>
+              <w:jc w:val="left"/>
+            </w:pPr>
+            <w:r/>
+            <w:r>
+              <w:rPr>
+                <w:rFonts w:ascii="Calibri" w:hAnsi="Calibri"/>
+                <w:sz w:val="21"/>
+              </w:rPr>
+              <w:t>DBU1501396</w:t>
+            </w:r>
           </w:p>
         </w:tc>
       </w:tr>
     </w:tbl>
     <w:p>
       <w:pPr>
-        <w:spacing w:before="480" w:after="0" w:line="240" w:lineRule="auto"/>
+        <w:spacing w:before="280" w:after="0" w:line="240" w:lineRule="auto"/>
         <w:jc w:val="center"/>
       </w:pPr>
       <w:r>
@@ -22267,19 +22533,21 @@
           <w:tcPr>
             <w:tcW w:w="2160" w:type="dxa"/>
             <w:vAlign w:val="center"/>
-          </w:tcPr>
-          <w:p>
-            <w:pPr>
-              <w:keepNext/>
-              <w:spacing w:before="0" w:after="0" w:line="240" w:lineRule="auto"/>
-              <w:jc w:val="left"/>
-            </w:pPr>
-            <w:r>
-              <w:rPr>
-                <w:sz w:val="20"/>
-                <w:szCs w:val="20"/>
-              </w:rPr>
-              <w:t>[TO BE FILLED: Student 1]</w:t>
+            <w:shd w:fill="F8FAFC" w:val="clear" w:color="auto"/>
+          </w:tcPr>
+          <w:p>
+            <w:pPr>
+              <w:spacing w:before="0" w:after="0" w:line="252" w:lineRule="auto"/>
+              <w:jc w:val="left"/>
+            </w:pPr>
+            <w:r/>
+            <w:r>
+              <w:rPr>
+                <w:rFonts w:ascii="Calibri" w:hAnsi="Calibri"/>
+                <w:color w:val="1F2937"/>
+                <w:sz w:val="17"/>
+              </w:rPr>
+              <w:t>Nahom Teshome</w:t>
             </w:r>
           </w:p>
         </w:tc>
@@ -22287,19 +22555,21 @@
           <w:tcPr>
             <w:tcW w:w="1584" w:type="dxa"/>
             <w:vAlign w:val="center"/>
-          </w:tcPr>
-          <w:p>
-            <w:pPr>
-              <w:keepNext/>
-              <w:spacing w:before="0" w:after="0" w:line="240" w:lineRule="auto"/>
-              <w:jc w:val="left"/>
-            </w:pPr>
-            <w:r>
-              <w:rPr>
-                <w:sz w:val="20"/>
-                <w:szCs w:val="20"/>
-              </w:rPr>
-              <w:t>[TO BE FILLED: ID 1]</w:t>
+            <w:shd w:fill="F8FAFC" w:val="clear" w:color="auto"/>
+          </w:tcPr>
+          <w:p>
+            <w:pPr>
+              <w:spacing w:before="0" w:after="0" w:line="252" w:lineRule="auto"/>
+              <w:jc w:val="left"/>
+            </w:pPr>
+            <w:r/>
+            <w:r>
+              <w:rPr>
+                <w:rFonts w:ascii="Calibri" w:hAnsi="Calibri"/>
+                <w:color w:val="1F2937"/>
+                <w:sz w:val="17"/>
+              </w:rPr>
+              <w:t>DBU1501387</w:t>
             </w:r>
           </w:p>
         </w:tc>
@@ -22307,17 +22577,19 @@
           <w:tcPr>
             <w:tcW w:w="2304" w:type="dxa"/>
             <w:vAlign w:val="center"/>
-          </w:tcPr>
-          <w:p>
-            <w:pPr>
-              <w:keepNext/>
-              <w:spacing w:before="0" w:after="0" w:line="240" w:lineRule="auto"/>
-              <w:jc w:val="left"/>
-            </w:pPr>
-            <w:r>
-              <w:rPr>
-                <w:sz w:val="20"/>
-                <w:szCs w:val="20"/>
+            <w:shd w:fill="F8FAFC" w:val="clear" w:color="auto"/>
+          </w:tcPr>
+          <w:p>
+            <w:pPr>
+              <w:spacing w:before="0" w:after="0" w:line="252" w:lineRule="auto"/>
+              <w:jc w:val="left"/>
+            </w:pPr>
+            <w:r/>
+            <w:r>
+              <w:rPr>
+                <w:rFonts w:ascii="Calibri" w:hAnsi="Calibri"/>
+                <w:color w:val="1F2937"/>
+                <w:sz w:val="17"/>
               </w:rPr>
               <w:t>Pipeline Architecture &amp; Streaming Ingestion Lead</w:t>
             </w:r>
@@ -22327,17 +22599,19 @@
           <w:tcPr>
             <w:tcW w:w="2981" w:type="dxa"/>
             <w:vAlign w:val="center"/>
-          </w:tcPr>
-          <w:p>
-            <w:pPr>
-              <w:keepNext/>
-              <w:spacing w:before="0" w:after="0" w:line="240" w:lineRule="auto"/>
-              <w:jc w:val="left"/>
-            </w:pPr>
-            <w:r>
-              <w:rPr>
-                <w:sz w:val="20"/>
-                <w:szCs w:val="20"/>
+            <w:shd w:fill="F8FAFC" w:val="clear" w:color="auto"/>
+          </w:tcPr>
+          <w:p>
+            <w:pPr>
+              <w:spacing w:before="0" w:after="0" w:line="252" w:lineRule="auto"/>
+              <w:jc w:val="left"/>
+            </w:pPr>
+            <w:r/>
+            <w:r>
+              <w:rPr>
+                <w:rFonts w:ascii="Calibri" w:hAnsi="Calibri"/>
+                <w:color w:val="1F2937"/>
+                <w:sz w:val="17"/>
               </w:rPr>
               <w:t>Designed src/extract.py, streaming generator architecture, chunksize optimization, and end-to-end pipeline CLI orchestration.</w:t>
             </w:r>
@@ -22353,19 +22627,21 @@
           <w:tcPr>
             <w:tcW w:w="2160" w:type="dxa"/>
             <w:vAlign w:val="center"/>
-          </w:tcPr>
-          <w:p>
-            <w:pPr>
-              <w:keepNext/>
-              <w:spacing w:before="0" w:after="0" w:line="240" w:lineRule="auto"/>
-              <w:jc w:val="left"/>
-            </w:pPr>
-            <w:r>
-              <w:rPr>
-                <w:sz w:val="20"/>
-                <w:szCs w:val="20"/>
-              </w:rPr>
-              <w:t>[TO BE FILLED: Student 2]</w:t>
+            <w:shd w:fill="FFFFFF" w:val="clear" w:color="auto"/>
+          </w:tcPr>
+          <w:p>
+            <w:pPr>
+              <w:spacing w:before="0" w:after="0" w:line="252" w:lineRule="auto"/>
+              <w:jc w:val="left"/>
+            </w:pPr>
+            <w:r/>
+            <w:r>
+              <w:rPr>
+                <w:rFonts w:ascii="Calibri" w:hAnsi="Calibri"/>
+                <w:color w:val="1F2937"/>
+                <w:sz w:val="17"/>
+              </w:rPr>
+              <w:t>Awoke Derssie</w:t>
             </w:r>
           </w:p>
         </w:tc>
@@ -22373,19 +22649,21 @@
           <w:tcPr>
             <w:tcW w:w="1584" w:type="dxa"/>
             <w:vAlign w:val="center"/>
-          </w:tcPr>
-          <w:p>
-            <w:pPr>
-              <w:keepNext/>
-              <w:spacing w:before="0" w:after="0" w:line="240" w:lineRule="auto"/>
-              <w:jc w:val="left"/>
-            </w:pPr>
-            <w:r>
-              <w:rPr>
-                <w:sz w:val="20"/>
-                <w:szCs w:val="20"/>
-              </w:rPr>
-              <w:t>[TO BE FILLED: ID 2]</w:t>
+            <w:shd w:fill="FFFFFF" w:val="clear" w:color="auto"/>
+          </w:tcPr>
+          <w:p>
+            <w:pPr>
+              <w:spacing w:before="0" w:after="0" w:line="252" w:lineRule="auto"/>
+              <w:jc w:val="left"/>
+            </w:pPr>
+            <w:r/>
+            <w:r>
+              <w:rPr>
+                <w:rFonts w:ascii="Calibri" w:hAnsi="Calibri"/>
+                <w:color w:val="1F2937"/>
+                <w:sz w:val="17"/>
+              </w:rPr>
+              <w:t>DBU1501011</w:t>
             </w:r>
           </w:p>
         </w:tc>
@@ -22393,17 +22671,19 @@
           <w:tcPr>
             <w:tcW w:w="2304" w:type="dxa"/>
             <w:vAlign w:val="center"/>
-          </w:tcPr>
-          <w:p>
-            <w:pPr>
-              <w:keepNext/>
-              <w:spacing w:before="0" w:after="0" w:line="240" w:lineRule="auto"/>
-              <w:jc w:val="left"/>
-            </w:pPr>
-            <w:r>
-              <w:rPr>
-                <w:sz w:val="20"/>
-                <w:szCs w:val="20"/>
+            <w:shd w:fill="FFFFFF" w:val="clear" w:color="auto"/>
+          </w:tcPr>
+          <w:p>
+            <w:pPr>
+              <w:spacing w:before="0" w:after="0" w:line="252" w:lineRule="auto"/>
+              <w:jc w:val="left"/>
+            </w:pPr>
+            <w:r/>
+            <w:r>
+              <w:rPr>
+                <w:rFonts w:ascii="Calibri" w:hAnsi="Calibri"/>
+                <w:color w:val="1F2937"/>
+                <w:sz w:val="17"/>
               </w:rPr>
               <w:t>Relational Database Modeling Specialist</w:t>
             </w:r>
@@ -22413,17 +22693,19 @@
           <w:tcPr>
             <w:tcW w:w="2981" w:type="dxa"/>
             <w:vAlign w:val="center"/>
-          </w:tcPr>
-          <w:p>
-            <w:pPr>
-              <w:keepNext/>
-              <w:spacing w:before="0" w:after="0" w:line="240" w:lineRule="auto"/>
-              <w:jc w:val="left"/>
-            </w:pPr>
-            <w:r>
-              <w:rPr>
-                <w:sz w:val="20"/>
-                <w:szCs w:val="20"/>
+            <w:shd w:fill="FFFFFF" w:val="clear" w:color="auto"/>
+          </w:tcPr>
+          <w:p>
+            <w:pPr>
+              <w:spacing w:before="0" w:after="0" w:line="252" w:lineRule="auto"/>
+              <w:jc w:val="left"/>
+            </w:pPr>
+            <w:r/>
+            <w:r>
+              <w:rPr>
+                <w:rFonts w:ascii="Calibri" w:hAnsi="Calibri"/>
+                <w:color w:val="1F2937"/>
+                <w:sz w:val="17"/>
               </w:rPr>
               <w:t>Authored sql/01_schema.sql, engineered 1:1 vertical table partitioning, primary/foreign key constraints, and PostgreSQL data types.</w:t>
             </w:r>
@@ -22439,19 +22721,21 @@
           <w:tcPr>
             <w:tcW w:w="2160" w:type="dxa"/>
             <w:vAlign w:val="center"/>
-          </w:tcPr>
-          <w:p>
-            <w:pPr>
-              <w:keepNext/>
-              <w:spacing w:before="0" w:after="0" w:line="240" w:lineRule="auto"/>
-              <w:jc w:val="left"/>
-            </w:pPr>
-            <w:r>
-              <w:rPr>
-                <w:sz w:val="20"/>
-                <w:szCs w:val="20"/>
-              </w:rPr>
-              <w:t>[TO BE FILLED: Student 3]</w:t>
+            <w:shd w:fill="F8FAFC" w:val="clear" w:color="auto"/>
+          </w:tcPr>
+          <w:p>
+            <w:pPr>
+              <w:spacing w:before="0" w:after="0" w:line="252" w:lineRule="auto"/>
+              <w:jc w:val="left"/>
+            </w:pPr>
+            <w:r/>
+            <w:r>
+              <w:rPr>
+                <w:rFonts w:ascii="Calibri" w:hAnsi="Calibri"/>
+                <w:color w:val="1F2937"/>
+                <w:sz w:val="17"/>
+              </w:rPr>
+              <w:t>Mulegeta Ababi</w:t>
             </w:r>
           </w:p>
         </w:tc>
@@ -22459,19 +22743,21 @@
           <w:tcPr>
             <w:tcW w:w="1584" w:type="dxa"/>
             <w:vAlign w:val="center"/>
-          </w:tcPr>
-          <w:p>
-            <w:pPr>
-              <w:keepNext/>
-              <w:spacing w:before="0" w:after="0" w:line="240" w:lineRule="auto"/>
-              <w:jc w:val="left"/>
-            </w:pPr>
-            <w:r>
-              <w:rPr>
-                <w:sz w:val="20"/>
-                <w:szCs w:val="20"/>
-              </w:rPr>
-              <w:t>[TO BE FILLED: ID 3]</w:t>
+            <w:shd w:fill="F8FAFC" w:val="clear" w:color="auto"/>
+          </w:tcPr>
+          <w:p>
+            <w:pPr>
+              <w:spacing w:before="0" w:after="0" w:line="252" w:lineRule="auto"/>
+              <w:jc w:val="left"/>
+            </w:pPr>
+            <w:r/>
+            <w:r>
+              <w:rPr>
+                <w:rFonts w:ascii="Calibri" w:hAnsi="Calibri"/>
+                <w:color w:val="1F2937"/>
+                <w:sz w:val="17"/>
+              </w:rPr>
+              <w:t>DBU1501384</w:t>
             </w:r>
           </w:p>
         </w:tc>
@@ -22479,19 +22765,21 @@
           <w:tcPr>
             <w:tcW w:w="2304" w:type="dxa"/>
             <w:vAlign w:val="center"/>
-          </w:tcPr>
-          <w:p>
-            <w:pPr>
-              <w:keepNext/>
-              <w:spacing w:before="0" w:after="0" w:line="240" w:lineRule="auto"/>
-              <w:jc w:val="left"/>
-            </w:pPr>
-            <w:r>
-              <w:rPr>
-                <w:sz w:val="20"/>
-                <w:szCs w:val="20"/>
-              </w:rPr>
-              <w:t>Data Quality &amp; Cleansing Engineer</w:t>
+            <w:shd w:fill="F8FAFC" w:val="clear" w:color="auto"/>
+          </w:tcPr>
+          <w:p>
+            <w:pPr>
+              <w:spacing w:before="0" w:after="0" w:line="252" w:lineRule="auto"/>
+              <w:jc w:val="left"/>
+            </w:pPr>
+            <w:r/>
+            <w:r>
+              <w:rPr>
+                <w:rFonts w:ascii="Calibri" w:hAnsi="Calibri"/>
+                <w:color w:val="1F2937"/>
+                <w:sz w:val="17"/>
+              </w:rPr>
+              <w:t>Data Cleansing &amp; Quality Hardening Engineer</w:t>
             </w:r>
           </w:p>
         </w:tc>
@@ -22499,19 +22787,21 @@
           <w:tcPr>
             <w:tcW w:w="2981" w:type="dxa"/>
             <w:vAlign w:val="center"/>
-          </w:tcPr>
-          <w:p>
-            <w:pPr>
-              <w:keepNext/>
-              <w:spacing w:before="0" w:after="0" w:line="240" w:lineRule="auto"/>
-              <w:jc w:val="left"/>
-            </w:pPr>
-            <w:r>
-              <w:rPr>
-                <w:sz w:val="20"/>
-                <w:szCs w:val="20"/>
-              </w:rPr>
-              <w:t>Developed src/transform.py, regex Web Attack encoding sanitization, infinite/NaN filtering, negative duration purging, and unit tests.</w:t>
+            <w:shd w:fill="F8FAFC" w:val="clear" w:color="auto"/>
+          </w:tcPr>
+          <w:p>
+            <w:pPr>
+              <w:spacing w:before="0" w:after="0" w:line="252" w:lineRule="auto"/>
+              <w:jc w:val="left"/>
+            </w:pPr>
+            <w:r/>
+            <w:r>
+              <w:rPr>
+                <w:rFonts w:ascii="Calibri" w:hAnsi="Calibri"/>
+                <w:color w:val="1F2937"/>
+                <w:sz w:val="17"/>
+              </w:rPr>
+              <w:t>Developed src/transform.py, regex Web Attack encoding sanitization, infinite/NaN filtering, and negative duration purging.</w:t>
             </w:r>
           </w:p>
         </w:tc>
@@ -22525,18 +22815,21 @@
           <w:tcPr>
             <w:tcW w:w="2160" w:type="dxa"/>
             <w:vAlign w:val="center"/>
-          </w:tcPr>
-          <w:p>
-            <w:pPr>
-              <w:spacing w:before="0" w:after="0" w:line="240" w:lineRule="auto"/>
-              <w:jc w:val="left"/>
-            </w:pPr>
-            <w:r>
-              <w:rPr>
-                <w:sz w:val="20"/>
-                <w:szCs w:val="20"/>
-              </w:rPr>
-              <w:t>[TO BE FILLED: Student 4]</w:t>
+            <w:shd w:fill="FFFFFF" w:val="clear" w:color="auto"/>
+          </w:tcPr>
+          <w:p>
+            <w:pPr>
+              <w:spacing w:before="0" w:after="0" w:line="252" w:lineRule="auto"/>
+              <w:jc w:val="left"/>
+            </w:pPr>
+            <w:r/>
+            <w:r>
+              <w:rPr>
+                <w:rFonts w:ascii="Calibri" w:hAnsi="Calibri"/>
+                <w:color w:val="1F2937"/>
+                <w:sz w:val="17"/>
+              </w:rPr>
+              <w:t>Lake Awraris</w:t>
             </w:r>
           </w:p>
         </w:tc>
@@ -22544,18 +22837,21 @@
           <w:tcPr>
             <w:tcW w:w="1584" w:type="dxa"/>
             <w:vAlign w:val="center"/>
-          </w:tcPr>
-          <w:p>
-            <w:pPr>
-              <w:spacing w:before="0" w:after="0" w:line="240" w:lineRule="auto"/>
-              <w:jc w:val="left"/>
-            </w:pPr>
-            <w:r>
-              <w:rPr>
-                <w:sz w:val="20"/>
-                <w:szCs w:val="20"/>
-              </w:rPr>
-              <w:t>[TO BE FILLED: ID 4]</w:t>
+            <w:shd w:fill="FFFFFF" w:val="clear" w:color="auto"/>
+          </w:tcPr>
+          <w:p>
+            <w:pPr>
+              <w:spacing w:before="0" w:after="0" w:line="252" w:lineRule="auto"/>
+              <w:jc w:val="left"/>
+            </w:pPr>
+            <w:r/>
+            <w:r>
+              <w:rPr>
+                <w:rFonts w:ascii="Calibri" w:hAnsi="Calibri"/>
+                <w:color w:val="1F2937"/>
+                <w:sz w:val="17"/>
+              </w:rPr>
+              <w:t>DBU1501314</w:t>
             </w:r>
           </w:p>
         </w:tc>
@@ -22563,18 +22859,21 @@
           <w:tcPr>
             <w:tcW w:w="2304" w:type="dxa"/>
             <w:vAlign w:val="center"/>
-          </w:tcPr>
-          <w:p>
-            <w:pPr>
-              <w:spacing w:before="0" w:after="0" w:line="240" w:lineRule="auto"/>
-              <w:jc w:val="left"/>
-            </w:pPr>
-            <w:r>
-              <w:rPr>
-                <w:sz w:val="20"/>
-                <w:szCs w:val="20"/>
-              </w:rPr>
-              <w:t>Analytical Query &amp; Optimization Specialist</w:t>
+            <w:shd w:fill="FFFFFF" w:val="clear" w:color="auto"/>
+          </w:tcPr>
+          <w:p>
+            <w:pPr>
+              <w:spacing w:before="0" w:after="0" w:line="252" w:lineRule="auto"/>
+              <w:jc w:val="left"/>
+            </w:pPr>
+            <w:r/>
+            <w:r>
+              <w:rPr>
+                <w:rFonts w:ascii="Calibri" w:hAnsi="Calibri"/>
+                <w:color w:val="1F2937"/>
+                <w:sz w:val="17"/>
+              </w:rPr>
+              <w:t>Automated Testing &amp; Integrity Verification Specialist</w:t>
             </w:r>
           </w:p>
         </w:tc>
@@ -22582,18 +22881,303 @@
           <w:tcPr>
             <w:tcW w:w="2981" w:type="dxa"/>
             <w:vAlign w:val="center"/>
-          </w:tcPr>
-          <w:p>
-            <w:pPr>
-              <w:spacing w:before="0" w:after="0" w:line="240" w:lineRule="auto"/>
-              <w:jc w:val="left"/>
-            </w:pPr>
-            <w:r>
-              <w:rPr>
-                <w:sz w:val="20"/>
-                <w:szCs w:val="20"/>
-              </w:rPr>
-              <w:t>Authored sql/02_indexes.sql, sql/04_analytics.sql, post-load indexing benchmarks, and EXPLAIN ANALYZE query optimization.</w:t>
+            <w:shd w:fill="FFFFFF" w:val="clear" w:color="auto"/>
+          </w:tcPr>
+          <w:p>
+            <w:pPr>
+              <w:spacing w:before="0" w:after="0" w:line="252" w:lineRule="auto"/>
+              <w:jc w:val="left"/>
+            </w:pPr>
+            <w:r/>
+            <w:r>
+              <w:rPr>
+                <w:rFonts w:ascii="Calibri" w:hAnsi="Calibri"/>
+                <w:color w:val="1F2937"/>
+                <w:sz w:val="17"/>
+              </w:rPr>
+              <w:t>Implemented pytest test suites, schema integrity assertions, and src/verify.py automated database audit runner.</w:t>
+            </w:r>
+          </w:p>
+        </w:tc>
+      </w:tr>
+      <w:tr>
+        <w:trPr>
+          <w:cantSplit/>
+          <w:jc w:val="center"/>
+        </w:trPr>
+        <w:tc>
+          <w:tcPr>
+            <w:tcW w:w="2160" w:type="dxa"/>
+            <w:vAlign w:val="center"/>
+            <w:shd w:fill="F8FAFC" w:val="clear" w:color="auto"/>
+          </w:tcPr>
+          <w:p>
+            <w:pPr>
+              <w:spacing w:before="0" w:after="0" w:line="252" w:lineRule="auto"/>
+              <w:jc w:val="left"/>
+            </w:pPr>
+            <w:r/>
+            <w:r>
+              <w:rPr>
+                <w:rFonts w:ascii="Calibri" w:hAnsi="Calibri"/>
+                <w:color w:val="1F2937"/>
+                <w:sz w:val="17"/>
+              </w:rPr>
+              <w:t>Nahu Gedfew</w:t>
+            </w:r>
+          </w:p>
+        </w:tc>
+        <w:tc>
+          <w:tcPr>
+            <w:tcW w:w="1584" w:type="dxa"/>
+            <w:vAlign w:val="center"/>
+            <w:shd w:fill="F8FAFC" w:val="clear" w:color="auto"/>
+          </w:tcPr>
+          <w:p>
+            <w:pPr>
+              <w:spacing w:before="0" w:after="0" w:line="252" w:lineRule="auto"/>
+              <w:jc w:val="left"/>
+            </w:pPr>
+            <w:r/>
+            <w:r>
+              <w:rPr>
+                <w:rFonts w:ascii="Calibri" w:hAnsi="Calibri"/>
+                <w:color w:val="1F2937"/>
+                <w:sz w:val="17"/>
+              </w:rPr>
+              <w:t>DBU1501714</w:t>
+            </w:r>
+          </w:p>
+        </w:tc>
+        <w:tc>
+          <w:tcPr>
+            <w:tcW w:w="2304" w:type="dxa"/>
+            <w:vAlign w:val="center"/>
+            <w:shd w:fill="F8FAFC" w:val="clear" w:color="auto"/>
+          </w:tcPr>
+          <w:p>
+            <w:pPr>
+              <w:spacing w:before="0" w:after="0" w:line="252" w:lineRule="auto"/>
+              <w:jc w:val="left"/>
+            </w:pPr>
+            <w:r/>
+            <w:r>
+              <w:rPr>
+                <w:rFonts w:ascii="Calibri" w:hAnsi="Calibri"/>
+                <w:color w:val="1F2937"/>
+                <w:sz w:val="17"/>
+              </w:rPr>
+              <w:t>Database Administration &amp; Storage Infrastructure Lead</w:t>
+            </w:r>
+          </w:p>
+        </w:tc>
+        <w:tc>
+          <w:tcPr>
+            <w:tcW w:w="2981" w:type="dxa"/>
+            <w:vAlign w:val="center"/>
+            <w:shd w:fill="F8FAFC" w:val="clear" w:color="auto"/>
+          </w:tcPr>
+          <w:p>
+            <w:pPr>
+              <w:spacing w:before="0" w:after="0" w:line="252" w:lineRule="auto"/>
+              <w:jc w:val="left"/>
+            </w:pPr>
+            <w:r/>
+            <w:r>
+              <w:rPr>
+                <w:rFonts w:ascii="Calibri" w:hAnsi="Calibri"/>
+                <w:color w:val="1F2937"/>
+                <w:sz w:val="17"/>
+              </w:rPr>
+              <w:t>Configured PostgreSQL server tuning, environment credential management, and transactional COPY protocol streaming.</w:t>
+            </w:r>
+          </w:p>
+        </w:tc>
+      </w:tr>
+      <w:tr>
+        <w:trPr>
+          <w:cantSplit/>
+          <w:jc w:val="center"/>
+        </w:trPr>
+        <w:tc>
+          <w:tcPr>
+            <w:tcW w:w="2160" w:type="dxa"/>
+            <w:vAlign w:val="center"/>
+            <w:shd w:fill="FFFFFF" w:val="clear" w:color="auto"/>
+          </w:tcPr>
+          <w:p>
+            <w:pPr>
+              <w:spacing w:before="0" w:after="0" w:line="252" w:lineRule="auto"/>
+              <w:jc w:val="left"/>
+            </w:pPr>
+            <w:r/>
+            <w:r>
+              <w:rPr>
+                <w:rFonts w:ascii="Calibri" w:hAnsi="Calibri"/>
+                <w:color w:val="1F2937"/>
+                <w:sz w:val="17"/>
+              </w:rPr>
+              <w:t>Ephrem Adebabay</w:t>
+            </w:r>
+          </w:p>
+        </w:tc>
+        <w:tc>
+          <w:tcPr>
+            <w:tcW w:w="1584" w:type="dxa"/>
+            <w:vAlign w:val="center"/>
+            <w:shd w:fill="FFFFFF" w:val="clear" w:color="auto"/>
+          </w:tcPr>
+          <w:p>
+            <w:pPr>
+              <w:spacing w:before="0" w:after="0" w:line="252" w:lineRule="auto"/>
+              <w:jc w:val="left"/>
+            </w:pPr>
+            <w:r/>
+            <w:r>
+              <w:rPr>
+                <w:rFonts w:ascii="Calibri" w:hAnsi="Calibri"/>
+                <w:color w:val="1F2937"/>
+                <w:sz w:val="17"/>
+              </w:rPr>
+              <w:t>DBU1501564</w:t>
+            </w:r>
+          </w:p>
+        </w:tc>
+        <w:tc>
+          <w:tcPr>
+            <w:tcW w:w="2304" w:type="dxa"/>
+            <w:vAlign w:val="center"/>
+            <w:shd w:fill="FFFFFF" w:val="clear" w:color="auto"/>
+          </w:tcPr>
+          <w:p>
+            <w:pPr>
+              <w:spacing w:before="0" w:after="0" w:line="252" w:lineRule="auto"/>
+              <w:jc w:val="left"/>
+            </w:pPr>
+            <w:r/>
+            <w:r>
+              <w:rPr>
+                <w:rFonts w:ascii="Calibri" w:hAnsi="Calibri"/>
+                <w:color w:val="1F2937"/>
+                <w:sz w:val="17"/>
+              </w:rPr>
+              <w:t>Analytical Query &amp; Indexing Specialist</w:t>
+            </w:r>
+          </w:p>
+        </w:tc>
+        <w:tc>
+          <w:tcPr>
+            <w:tcW w:w="2981" w:type="dxa"/>
+            <w:vAlign w:val="center"/>
+            <w:shd w:fill="FFFFFF" w:val="clear" w:color="auto"/>
+          </w:tcPr>
+          <w:p>
+            <w:pPr>
+              <w:spacing w:before="0" w:after="0" w:line="252" w:lineRule="auto"/>
+              <w:jc w:val="left"/>
+            </w:pPr>
+            <w:r/>
+            <w:r>
+              <w:rPr>
+                <w:rFonts w:ascii="Calibri" w:hAnsi="Calibri"/>
+                <w:color w:val="1F2937"/>
+                <w:sz w:val="17"/>
+              </w:rPr>
+              <w:t>Authored sql/02_indexes.sql, sql/04_analytics.sql, post-load B-Tree indexing benchmarks, and EXPLAIN ANALYZE query optimization.</w:t>
+            </w:r>
+          </w:p>
+        </w:tc>
+      </w:tr>
+      <w:tr>
+        <w:trPr>
+          <w:cantSplit/>
+          <w:jc w:val="center"/>
+        </w:trPr>
+        <w:tc>
+          <w:tcPr>
+            <w:tcW w:w="2160" w:type="dxa"/>
+            <w:vAlign w:val="center"/>
+            <w:shd w:fill="F8FAFC" w:val="clear" w:color="auto"/>
+          </w:tcPr>
+          <w:p>
+            <w:pPr>
+              <w:spacing w:before="0" w:after="0" w:line="252" w:lineRule="auto"/>
+              <w:jc w:val="left"/>
+            </w:pPr>
+            <w:r/>
+            <w:r>
+              <w:rPr>
+                <w:rFonts w:ascii="Calibri" w:hAnsi="Calibri"/>
+                <w:color w:val="1F2937"/>
+                <w:sz w:val="17"/>
+              </w:rPr>
+              <w:t>Nardos Shumete</w:t>
+            </w:r>
+          </w:p>
+        </w:tc>
+        <w:tc>
+          <w:tcPr>
+            <w:tcW w:w="1584" w:type="dxa"/>
+            <w:vAlign w:val="center"/>
+            <w:shd w:fill="F8FAFC" w:val="clear" w:color="auto"/>
+          </w:tcPr>
+          <w:p>
+            <w:pPr>
+              <w:spacing w:before="0" w:after="0" w:line="252" w:lineRule="auto"/>
+              <w:jc w:val="left"/>
+            </w:pPr>
+            <w:r/>
+            <w:r>
+              <w:rPr>
+                <w:rFonts w:ascii="Calibri" w:hAnsi="Calibri"/>
+                <w:color w:val="1F2937"/>
+                <w:sz w:val="17"/>
+              </w:rPr>
+              <w:t>DBU1501396</w:t>
+            </w:r>
+          </w:p>
+        </w:tc>
+        <w:tc>
+          <w:tcPr>
+            <w:tcW w:w="2304" w:type="dxa"/>
+            <w:vAlign w:val="center"/>
+            <w:shd w:fill="F8FAFC" w:val="clear" w:color="auto"/>
+          </w:tcPr>
+          <w:p>
+            <w:pPr>
+              <w:spacing w:before="0" w:after="0" w:line="252" w:lineRule="auto"/>
+              <w:jc w:val="left"/>
+            </w:pPr>
+            <w:r/>
+            <w:r>
+              <w:rPr>
+                <w:rFonts w:ascii="Calibri" w:hAnsi="Calibri"/>
+                <w:color w:val="1F2937"/>
+                <w:sz w:val="17"/>
+              </w:rPr>
+              <w:t>Technical Writing &amp; Project Documentation Lead</w:t>
+            </w:r>
+          </w:p>
+        </w:tc>
+        <w:tc>
+          <w:tcPr>
+            <w:tcW w:w="2981" w:type="dxa"/>
+            <w:vAlign w:val="center"/>
+            <w:shd w:fill="F8FAFC" w:val="clear" w:color="auto"/>
+          </w:tcPr>
+          <w:p>
+            <w:pPr>
+              <w:spacing w:before="0" w:after="0" w:line="252" w:lineRule="auto"/>
+              <w:jc w:val="left"/>
+            </w:pPr>
+            <w:r/>
+            <w:r>
+              <w:rPr>
+                <w:rFonts w:ascii="Calibri" w:hAnsi="Calibri"/>
+                <w:color w:val="1F2937"/>
+                <w:sz w:val="17"/>
+              </w:rPr>
+              <w:t>Synthesized comprehensive technical report, architecture diagrams, ER diagrams, and Git repository version control.</w:t>
             </w:r>
           </w:p>
         </w:tc>
